--- a/03_Outputs/final scripts/es/Module 4/4.0.0-es.docx
+++ b/03_Outputs/final scripts/es/Module 4/4.0.0-es.docx
@@ -9,12 +9,12 @@
     </w:p>
     <w:p>
       <w:r>
-        <w:t xml:space="preserve">La inversión global en energía baja en carbono está creciendo rápidamente—más de dos billones de dólares estadounidenses solo en 2024—pero aún está muy por debajo de lo necesario para cumplir con los objetivos climáticos internacionales. Más de la mitad de la población mundial vive en mercados emergentes y economías en desarrollo, pero estas regiones atraen solo una fracción de la inversión en energía limpia. Cerrar esta brecha es esencial para evitar la dependencia de los combustibles fósiles, reducir la desigualdad y lograr una transición energética justa.  </w:t>
+        <w:t xml:space="preserve">La inversión global en energía baja en carbono está creciendo rápidamente—más de dos billones de dólares estadounidenses solo en 2024—pero aún está muy por debajo de lo necesario para cumplir con los objetivos climáticos internacionales. Más de la mitad de la población mundial vive en mercados emergentes y economías en desarrollo, pero estas regiones atraen solo una fracción de la inversión en energía limpia. Cerrar esta brecha es esencial para evitar el encadenamiento a los combustibles fósiles, reducir la desigualdad y lograr una transición energética justa.  </w:t>
       </w:r>
     </w:p>
     <w:p>
       <w:r>
-        <w:t xml:space="preserve">Este módulo te equipa con los conocimientos y herramientas para entender y moldear el panorama financiero detrás de esa transición. Explorarás cómo los flujos de inversión global, la dinámica del mercado y las tendencias tecnológicas están transformando las finanzas de energía sostenible—y por qué la bancabilidad, la certeza regulatoria y las cadenas de suministro diversificadas son clave para el éxito. Examinarás cómo la acción del sector público sienta las bases mediante inversiones estratégicas, reformas en subsidios, gestión de riesgos y políticas habilitadoras que atraen capital privado y protegen a los grupos vulnerables.  </w:t>
+        <w:t xml:space="preserve">Este módulo te equipa con los conocimientos y herramientas para entender y moldear el panorama financiero detrás de esa transición. Explorarás cómo los flujos de inversión global, las dinámicas del mercado y las tendencias tecnológicas están transformando las finanzas de energía sostenible—y por qué la bancabilidad, la certeza regulatoria y las cadenas de suministro diversificadas son clave para el éxito. Examinarás cómo la acción del sector público sienta las bases mediante inversiones estratégicas, reformas en subsidios, gestión de riesgos y políticas habilitadoras que atraen capital privado y protegen a los grupos vulnerables.  </w:t>
       </w:r>
     </w:p>
     <w:p>
@@ -24,7 +24,7 @@
     </w:p>
     <w:p>
       <w:r>
-        <w:t xml:space="preserve">Estos elementos en conjunto ofrecen una visión holística de cómo interactúan las políticas, las finanzas públicas, la inversión privada y la innovación para impulsar soluciones energéticas sostenibles a gran escala. Al finalizar, podrás analizar tendencias globales, evaluar mecanismos de financiamiento y diseñar estrategias que movilicen recursos para un futuro energético bajo en carbono y equitativo.  </w:t>
+        <w:t xml:space="preserve">Juntos, estos elementos ofrecen una visión holística de cómo interactúan las políticas, las finanzas públicas, la inversión privada y la innovación para impulsar soluciones energéticas sostenibles a gran escala. Al finalizar, podrás analizar tendencias globales, evaluar mecanismos de financiamiento y diseñar estrategias que movilicen recursos para un futuro energético bajo en carbono y equitativo.  </w:t>
       </w:r>
     </w:p>
     <w:p>
